--- a/output/docx/AdministradorAdicionaEcommerce.docx
+++ b/output/docx/AdministradorAdicionaEcommerce.docx
@@ -303,7 +303,7 @@
               <w:rPr>
                 <w:sz w:val="18"/>
               </w:rPr>
-              <w:t>SYSTEM notifica que E-commerce foi cadastrado com sucesso e exibe lista de Ecommerces</w:t>
+              <w:t>SYSTEM mostra uma mensagem de cadastro de E-commerce com sucesso</w:t>
             </w:r>
           </w:p>
         </w:tc>
@@ -621,7 +621,7 @@
               <w:rPr>
                 <w:sz w:val="18"/>
               </w:rPr>
-              <w:t>SYSTEM notifica que E-commerce foi cadastrado com sucesso e exibe lista de Ecommerces</w:t>
+              <w:t>SYSTEM mostra uma mensagem de cadastro de E-commerce com sucesso</w:t>
             </w:r>
           </w:p>
         </w:tc>
@@ -939,7 +939,7 @@
               <w:rPr>
                 <w:sz w:val="18"/>
               </w:rPr>
-              <w:t>SYSTEM notifica que E-commerce foi cadastrado com sucesso e exibe lista de Ecommerces</w:t>
+              <w:t>SYSTEM mostra uma mensagem de cadastro de E-commerce com sucesso</w:t>
             </w:r>
           </w:p>
         </w:tc>

--- a/output/docx/AdministradorAdicionaEcommerce.docx
+++ b/output/docx/AdministradorAdicionaEcommerce.docx
@@ -106,7 +106,7 @@
         <w:rPr>
           <w:sz w:val="20"/>
         </w:rPr>
-        <w:t>O novo E-commerce esta salvo no sistema.</w:t>
+        <w:t>O novo E-commerce salvo no sistema.</w:t>
       </w:r>
     </w:p>
     <w:tbl>
@@ -229,7 +229,7 @@
               <w:rPr>
                 <w:sz w:val="18"/>
               </w:rPr>
-              <w:t>Administrador: clica no opcao 'Ecommerces' no menu principal</w:t>
+              <w:t>Administrador: clica no opcao 'E-commerces' no menu principal</w:t>
             </w:r>
           </w:p>
         </w:tc>
@@ -360,7 +360,7 @@
         <w:rPr>
           <w:sz w:val="20"/>
         </w:rPr>
-        <w:t>O novo E-commerce esta salvo no sistema.</w:t>
+        <w:t>O novo E-commerce salvo no sistema.</w:t>
       </w:r>
     </w:p>
     <w:tbl>
@@ -483,7 +483,7 @@
               <w:rPr>
                 <w:sz w:val="18"/>
               </w:rPr>
-              <w:t>Administrador: clica no opcao 'Ecommerces' no menu principal</w:t>
+              <w:t>Administrador: clica no opcao 'E-commerces' no menu principal</w:t>
             </w:r>
           </w:p>
         </w:tc>
@@ -515,7 +515,7 @@
               <w:rPr>
                 <w:sz w:val="18"/>
               </w:rPr>
-              <w:t>Administrador: clica no botao 'Voltar'</w:t>
+              <w:t>Administrador: clica no botao Voltar</w:t>
             </w:r>
           </w:p>
         </w:tc>
@@ -547,7 +547,7 @@
               <w:rPr>
                 <w:sz w:val="18"/>
               </w:rPr>
-              <w:t>Administrador: clica no opcao 'Ecommerces' no menu principal</w:t>
+              <w:t>Administrador: clica no opcao 'E-commerces' no menu principal</w:t>
             </w:r>
           </w:p>
         </w:tc>
@@ -678,7 +678,7 @@
         <w:rPr>
           <w:sz w:val="20"/>
         </w:rPr>
-        <w:t>O novo E-commerce esta salvo no sistema.</w:t>
+        <w:t>O novo E-commerce salvo no sistema.</w:t>
       </w:r>
     </w:p>
     <w:tbl>
@@ -801,7 +801,7 @@
               <w:rPr>
                 <w:sz w:val="18"/>
               </w:rPr>
-              <w:t>Administrador: clica no opcao 'Ecommerces' no menu principal</w:t>
+              <w:t>Administrador: clica no opcao 'E-commerces' no menu principal</w:t>
             </w:r>
           </w:p>
         </w:tc>
@@ -865,7 +865,7 @@
               <w:rPr>
                 <w:sz w:val="18"/>
               </w:rPr>
-              <w:t>Administrador: clica no botao 'Cancelar'</w:t>
+              <w:t>Administrador: clica no botao Cancelar</w:t>
             </w:r>
           </w:p>
         </w:tc>
@@ -960,7 +960,7 @@
           <w:sz w:val="24"/>
           <w:color w:val="2B6CB0"/>
         </w:rPr>
-        <w:t>[TC4] Exception Flow 1: Nao preenche algum campo obrigatorio</w:t>
+        <w:t>[TC4] Alternative Flow 3: Navega pela lista de Ecommerce</w:t>
       </w:r>
     </w:p>
     <w:p>
@@ -996,7 +996,7 @@
         <w:rPr>
           <w:sz w:val="20"/>
         </w:rPr>
-        <w:t>Flow interrupted due to exception / error</w:t>
+        <w:t>O novo E-commerce salvo no sistema.</w:t>
       </w:r>
     </w:p>
     <w:tbl>
@@ -1087,17 +1087,17 @@
               <w:rPr>
                 <w:sz w:val="18"/>
               </w:rPr>
-              <w:t>Administrador: abre tela inicial do sistema</w:t>
-            </w:r>
-          </w:p>
-        </w:tc>
-        <w:tc>
-          <w:p>
-            <w:r>
-              <w:rPr>
-                <w:sz w:val="18"/>
-              </w:rPr>
-              <w:t>SYSTEM exibe tela inicial do sistema</w:t>
+              <w:t>Administrador: clica no botao de paginacao</w:t>
+            </w:r>
+          </w:p>
+        </w:tc>
+        <w:tc>
+          <w:p>
+            <w:r>
+              <w:rPr>
+                <w:sz w:val="18"/>
+              </w:rPr>
+              <w:t>SYSTEM exibe a tela com a lista de E-commerces cadastrados no sistema</w:t>
             </w:r>
           </w:p>
         </w:tc>
@@ -1119,17 +1119,17 @@
               <w:rPr>
                 <w:sz w:val="18"/>
               </w:rPr>
-              <w:t>Administrador: clica no opcao 'Ecommerces' no menu principal</w:t>
-            </w:r>
-          </w:p>
-        </w:tc>
-        <w:tc>
-          <w:p>
-            <w:r>
-              <w:rPr>
-                <w:sz w:val="18"/>
-              </w:rPr>
-              <w:t>SYSTEM exibe a tela com a lista de E-commerces cadastrados no sistema</w:t>
+              <w:t>Administrador: clica no botao 'Adicionar E-commerce'</w:t>
+            </w:r>
+          </w:p>
+        </w:tc>
+        <w:tc>
+          <w:p>
+            <w:r>
+              <w:rPr>
+                <w:sz w:val="18"/>
+              </w:rPr>
+              <w:t>SYSTEM exibe tela de cadastro de E-commerce</w:t>
             </w:r>
           </w:p>
         </w:tc>
@@ -1151,38 +1151,6 @@
               <w:rPr>
                 <w:sz w:val="18"/>
               </w:rPr>
-              <w:t>Administrador: clica no botao 'Adicionar E-commerce'</w:t>
-            </w:r>
-          </w:p>
-        </w:tc>
-        <w:tc>
-          <w:p>
-            <w:r>
-              <w:rPr>
-                <w:sz w:val="18"/>
-              </w:rPr>
-              <w:t>SYSTEM exibe tela de cadastro de E-commerce</w:t>
-            </w:r>
-          </w:p>
-        </w:tc>
-      </w:tr>
-      <w:tr>
-        <w:tc>
-          <w:p>
-            <w:r>
-              <w:rPr>
-                <w:sz w:val="18"/>
-              </w:rPr>
-              <w:t>4</w:t>
-            </w:r>
-          </w:p>
-        </w:tc>
-        <w:tc>
-          <w:p>
-            <w:r>
-              <w:rPr>
-                <w:sz w:val="18"/>
-              </w:rPr>
               <w:t>Administrador: insere os dados de cadastro do E-commerce e clica no botao 'Cadastrar'</w:t>
             </w:r>
           </w:p>
@@ -1193,39 +1161,7 @@
               <w:rPr>
                 <w:sz w:val="18"/>
               </w:rPr>
-              <w:t>SYSTEM alerta ao usuario que os campos obrigatorios devem ser preenchidos</w:t>
-            </w:r>
-          </w:p>
-        </w:tc>
-      </w:tr>
-      <w:tr>
-        <w:tc>
-          <w:p>
-            <w:r>
-              <w:rPr>
-                <w:sz w:val="18"/>
-              </w:rPr>
-              <w:t>5</w:t>
-            </w:r>
-          </w:p>
-        </w:tc>
-        <w:tc>
-          <w:p>
-            <w:r>
-              <w:rPr>
-                <w:sz w:val="18"/>
-              </w:rPr>
-              <w:t>Administrador: informa os campos obrigatorios e clica no botao de 'Cadastrar'</w:t>
-            </w:r>
-          </w:p>
-        </w:tc>
-        <w:tc>
-          <w:p>
-            <w:r>
-              <w:rPr>
-                <w:sz w:val="18"/>
-              </w:rPr>
-              <w:t>SYSTEM processes action successfully</w:t>
+              <w:t>SYSTEM mostra uma mensagem de cadastro de E-commerce com sucesso</w:t>
             </w:r>
           </w:p>
         </w:tc>
@@ -1246,7 +1182,7 @@
           <w:sz w:val="24"/>
           <w:color w:val="2B6CB0"/>
         </w:rPr>
-        <w:t>[TC5] Exception Flow 2: Conflito de CNPJ</w:t>
+        <w:t>[TC5] Exception Flow 1: Nao preencher campos obrigatorios</w:t>
       </w:r>
     </w:p>
     <w:p>
@@ -1405,7 +1341,293 @@
               <w:rPr>
                 <w:sz w:val="18"/>
               </w:rPr>
-              <w:t>Administrador: clica no opcao 'Ecommerces' no menu principal</w:t>
+              <w:t>Administrador: clica no opcao 'E-commerces' no menu principal</w:t>
+            </w:r>
+          </w:p>
+        </w:tc>
+        <w:tc>
+          <w:p>
+            <w:r>
+              <w:rPr>
+                <w:sz w:val="18"/>
+              </w:rPr>
+              <w:t>SYSTEM exibe a tela com a lista de E-commerces cadastrados no sistema</w:t>
+            </w:r>
+          </w:p>
+        </w:tc>
+      </w:tr>
+      <w:tr>
+        <w:tc>
+          <w:p>
+            <w:r>
+              <w:rPr>
+                <w:sz w:val="18"/>
+              </w:rPr>
+              <w:t>3</w:t>
+            </w:r>
+          </w:p>
+        </w:tc>
+        <w:tc>
+          <w:p>
+            <w:r>
+              <w:rPr>
+                <w:sz w:val="18"/>
+              </w:rPr>
+              <w:t>Administrador: clica no botao 'Adicionar E-commerce'</w:t>
+            </w:r>
+          </w:p>
+        </w:tc>
+        <w:tc>
+          <w:p>
+            <w:r>
+              <w:rPr>
+                <w:sz w:val="18"/>
+              </w:rPr>
+              <w:t>SYSTEM exibe tela de cadastro de E-commerce</w:t>
+            </w:r>
+          </w:p>
+        </w:tc>
+      </w:tr>
+      <w:tr>
+        <w:tc>
+          <w:p>
+            <w:r>
+              <w:rPr>
+                <w:sz w:val="18"/>
+              </w:rPr>
+              <w:t>4</w:t>
+            </w:r>
+          </w:p>
+        </w:tc>
+        <w:tc>
+          <w:p>
+            <w:r>
+              <w:rPr>
+                <w:sz w:val="18"/>
+              </w:rPr>
+              <w:t>Administrador: insere os dados de cadastro do E-commerce e clica no botao 'Cadastrar'</w:t>
+            </w:r>
+          </w:p>
+        </w:tc>
+        <w:tc>
+          <w:p>
+            <w:r>
+              <w:rPr>
+                <w:sz w:val="18"/>
+              </w:rPr>
+              <w:t>SYSTEM alerta ao usuario que os campos obrigatorios devem ser preenchidos</w:t>
+            </w:r>
+          </w:p>
+        </w:tc>
+      </w:tr>
+      <w:tr>
+        <w:tc>
+          <w:p>
+            <w:r>
+              <w:rPr>
+                <w:sz w:val="18"/>
+              </w:rPr>
+              <w:t>5</w:t>
+            </w:r>
+          </w:p>
+        </w:tc>
+        <w:tc>
+          <w:p>
+            <w:r>
+              <w:rPr>
+                <w:sz w:val="18"/>
+              </w:rPr>
+              <w:t>Administrador: informa os campos obrigatorios e clica no botao de 'Cadastrar'</w:t>
+            </w:r>
+          </w:p>
+        </w:tc>
+        <w:tc>
+          <w:p>
+            <w:r>
+              <w:rPr>
+                <w:sz w:val="18"/>
+              </w:rPr>
+              <w:t>SYSTEM processes action successfully</w:t>
+            </w:r>
+          </w:p>
+        </w:tc>
+      </w:tr>
+    </w:tbl>
+    <w:p>
+      <w:r>
+        <w:br/>
+      </w:r>
+    </w:p>
+    <w:p>
+      <w:pPr>
+        <w:spacing w:before="180" w:after="60"/>
+      </w:pPr>
+      <w:r>
+        <w:rPr>
+          <w:b w:val="on"/>
+          <w:sz w:val="24"/>
+          <w:color w:val="2B6CB0"/>
+        </w:rPr>
+        <w:t>[TC6] Exception Flow 2: Conflito de CNPJ</w:t>
+      </w:r>
+    </w:p>
+    <w:p>
+      <w:pPr>
+        <w:spacing w:after="40"/>
+      </w:pPr>
+      <w:r>
+        <w:rPr>
+          <w:b w:val="on"/>
+          <w:sz w:val="20"/>
+        </w:rPr>
+        <w:t xml:space="preserve">Preconditions: </w:t>
+      </w:r>
+      <w:r>
+        <w:rPr>
+          <w:sz w:val="20"/>
+        </w:rPr>
+        <w:t>Usuario Administrador esta logado no sistema.</w:t>
+      </w:r>
+    </w:p>
+    <w:p>
+      <w:pPr>
+        <w:spacing w:after="40"/>
+      </w:pPr>
+      <w:r>
+        <w:rPr>
+          <w:b w:val="on"/>
+          <w:sz w:val="20"/>
+        </w:rPr>
+        <w:t xml:space="preserve">Postconditions: </w:t>
+      </w:r>
+      <w:r>
+        <w:rPr>
+          <w:sz w:val="20"/>
+        </w:rPr>
+        <w:t>Flow interrupted due to exception / error</w:t>
+      </w:r>
+    </w:p>
+    <w:tbl>
+      <w:tblPr>
+        <w:tblW w:w="5000" w:type="pct"/>
+        <w:tblBorders>
+          <w:top w:val="single"/>
+          <w:left w:val="single"/>
+          <w:bottom w:val="single"/>
+          <w:right w:val="single"/>
+          <w:insideH w:val="single"/>
+          <w:insideV w:val="single"/>
+        </w:tblBorders>
+      </w:tblPr>
+      <w:tr>
+        <w:tc>
+          <w:tcPr>
+            <w:tcW w:w="1200" w:type="dxa"/>
+            <w:shd w:color="auto" w:val="clear" w:fill="2B6CB0"/>
+          </w:tcPr>
+          <w:p>
+            <w:pPr>
+              <w:jc w:val="left"/>
+            </w:pPr>
+            <w:r>
+              <w:rPr>
+                <w:b w:val="on"/>
+                <w:sz w:val="20"/>
+                <w:color w:val="FFFFFF"/>
+              </w:rPr>
+              <w:t>Step #</w:t>
+            </w:r>
+          </w:p>
+        </w:tc>
+        <w:tc>
+          <w:tcPr>
+            <w:tcW w:w="4500" w:type="dxa"/>
+            <w:shd w:color="auto" w:val="clear" w:fill="2B6CB0"/>
+          </w:tcPr>
+          <w:p>
+            <w:pPr>
+              <w:jc w:val="left"/>
+            </w:pPr>
+            <w:r>
+              <w:rPr>
+                <w:b w:val="on"/>
+                <w:sz w:val="20"/>
+                <w:color w:val="FFFFFF"/>
+              </w:rPr>
+              <w:t>Actor Action</w:t>
+            </w:r>
+          </w:p>
+        </w:tc>
+        <w:tc>
+          <w:tcPr>
+            <w:tcW w:w="4500" w:type="dxa"/>
+            <w:shd w:color="auto" w:val="clear" w:fill="2B6CB0"/>
+          </w:tcPr>
+          <w:p>
+            <w:pPr>
+              <w:jc w:val="left"/>
+            </w:pPr>
+            <w:r>
+              <w:rPr>
+                <w:b w:val="on"/>
+                <w:sz w:val="20"/>
+                <w:color w:val="FFFFFF"/>
+              </w:rPr>
+              <w:t>Expected Result (System)</w:t>
+            </w:r>
+          </w:p>
+        </w:tc>
+      </w:tr>
+      <w:tr>
+        <w:tc>
+          <w:p>
+            <w:r>
+              <w:rPr>
+                <w:sz w:val="18"/>
+              </w:rPr>
+              <w:t>1</w:t>
+            </w:r>
+          </w:p>
+        </w:tc>
+        <w:tc>
+          <w:p>
+            <w:r>
+              <w:rPr>
+                <w:sz w:val="18"/>
+              </w:rPr>
+              <w:t>Administrador: abre tela inicial do sistema</w:t>
+            </w:r>
+          </w:p>
+        </w:tc>
+        <w:tc>
+          <w:p>
+            <w:r>
+              <w:rPr>
+                <w:sz w:val="18"/>
+              </w:rPr>
+              <w:t>SYSTEM exibe tela inicial do sistema</w:t>
+            </w:r>
+          </w:p>
+        </w:tc>
+      </w:tr>
+      <w:tr>
+        <w:tc>
+          <w:p>
+            <w:r>
+              <w:rPr>
+                <w:sz w:val="18"/>
+              </w:rPr>
+              <w:t>2</w:t>
+            </w:r>
+          </w:p>
+        </w:tc>
+        <w:tc>
+          <w:p>
+            <w:r>
+              <w:rPr>
+                <w:sz w:val="18"/>
+              </w:rPr>
+              <w:t>Administrador: clica no opcao 'E-commerces' no menu principal</w:t>
             </w:r>
           </w:p>
         </w:tc>

--- a/output/docx/AdministradorAdicionaEcommerce.docx
+++ b/output/docx/AdministradorAdicionaEcommerce.docx
@@ -197,17 +197,17 @@
               <w:rPr>
                 <w:sz w:val="18"/>
               </w:rPr>
-              <w:t>Administrador: abre tela inicial do sistema</w:t>
-            </w:r>
-          </w:p>
-        </w:tc>
-        <w:tc>
-          <w:p>
-            <w:r>
-              <w:rPr>
-                <w:sz w:val="18"/>
-              </w:rPr>
-              <w:t>SYSTEM exibe tela inicial do sistema</w:t>
+              <w:t>Administrador: clica no opcao 'E-commerces' no menu principal</w:t>
+            </w:r>
+          </w:p>
+        </w:tc>
+        <w:tc>
+          <w:p>
+            <w:r>
+              <w:rPr>
+                <w:sz w:val="18"/>
+              </w:rPr>
+              <w:t>SYSTEM exibe a tela com a lista de E-commerces cadastrados no sistema</w:t>
             </w:r>
           </w:p>
         </w:tc>
@@ -229,17 +229,17 @@
               <w:rPr>
                 <w:sz w:val="18"/>
               </w:rPr>
-              <w:t>Administrador: clica no opcao 'E-commerces' no menu principal</w:t>
-            </w:r>
-          </w:p>
-        </w:tc>
-        <w:tc>
-          <w:p>
-            <w:r>
-              <w:rPr>
-                <w:sz w:val="18"/>
-              </w:rPr>
-              <w:t>SYSTEM exibe a tela com a lista de E-commerces cadastrados no sistema</w:t>
+              <w:t>Administrador: clica no botao 'Adicionar E-commerce'</w:t>
+            </w:r>
+          </w:p>
+        </w:tc>
+        <w:tc>
+          <w:p>
+            <w:r>
+              <w:rPr>
+                <w:sz w:val="18"/>
+              </w:rPr>
+              <w:t>SYSTEM exibe tela de cadastro de E-commerce</w:t>
             </w:r>
           </w:p>
         </w:tc>
@@ -252,38 +252,6 @@
                 <w:sz w:val="18"/>
               </w:rPr>
               <w:t>3</w:t>
-            </w:r>
-          </w:p>
-        </w:tc>
-        <w:tc>
-          <w:p>
-            <w:r>
-              <w:rPr>
-                <w:sz w:val="18"/>
-              </w:rPr>
-              <w:t>Administrador: clica no botao 'Adicionar E-commerce'</w:t>
-            </w:r>
-          </w:p>
-        </w:tc>
-        <w:tc>
-          <w:p>
-            <w:r>
-              <w:rPr>
-                <w:sz w:val="18"/>
-              </w:rPr>
-              <w:t>SYSTEM exibe tela de cadastro de E-commerce</w:t>
-            </w:r>
-          </w:p>
-        </w:tc>
-      </w:tr>
-      <w:tr>
-        <w:tc>
-          <w:p>
-            <w:r>
-              <w:rPr>
-                <w:sz w:val="18"/>
-              </w:rPr>
-              <w:t>4</w:t>
             </w:r>
           </w:p>
         </w:tc>
@@ -324,7 +292,7 @@
           <w:sz w:val="24"/>
           <w:color w:val="2B6CB0"/>
         </w:rPr>
-        <w:t>[TC2] Alternative Flow 1: Volta para tela inicial do sistema</w:t>
+        <w:t>[TC2] Alternative Flow 1: Cadastrar um Operador</w:t>
       </w:r>
     </w:p>
     <w:p>
@@ -451,17 +419,17 @@
               <w:rPr>
                 <w:sz w:val="18"/>
               </w:rPr>
-              <w:t>Administrador: abre tela inicial do sistema</w:t>
-            </w:r>
-          </w:p>
-        </w:tc>
-        <w:tc>
-          <w:p>
-            <w:r>
-              <w:rPr>
-                <w:sz w:val="18"/>
-              </w:rPr>
-              <w:t>SYSTEM exibe tela inicial do sistema</w:t>
+              <w:t>Administrador: clica no opcao 'E-commerces' no menu principal</w:t>
+            </w:r>
+          </w:p>
+        </w:tc>
+        <w:tc>
+          <w:p>
+            <w:r>
+              <w:rPr>
+                <w:sz w:val="18"/>
+              </w:rPr>
+              <w:t>SYSTEM exibe a tela com a lista de E-commerces cadastrados no sistema</w:t>
             </w:r>
           </w:p>
         </w:tc>
@@ -483,17 +451,17 @@
               <w:rPr>
                 <w:sz w:val="18"/>
               </w:rPr>
-              <w:t>Administrador: clica no opcao 'E-commerces' no menu principal</w:t>
-            </w:r>
-          </w:p>
-        </w:tc>
-        <w:tc>
-          <w:p>
-            <w:r>
-              <w:rPr>
-                <w:sz w:val="18"/>
-              </w:rPr>
-              <w:t>SYSTEM exibe a tela com a lista de E-commerces cadastrados no sistema</w:t>
+              <w:t>Administrador: clica no botao 'Adicionar E-commerce'</w:t>
+            </w:r>
+          </w:p>
+        </w:tc>
+        <w:tc>
+          <w:p>
+            <w:r>
+              <w:rPr>
+                <w:sz w:val="18"/>
+              </w:rPr>
+              <w:t>SYSTEM exibe tela de cadastro de E-commerce</w:t>
             </w:r>
           </w:p>
         </w:tc>
@@ -515,17 +483,17 @@
               <w:rPr>
                 <w:sz w:val="18"/>
               </w:rPr>
-              <w:t>Administrador: clica no botao Voltar</w:t>
-            </w:r>
-          </w:p>
-        </w:tc>
-        <w:tc>
-          <w:p>
-            <w:r>
-              <w:rPr>
-                <w:sz w:val="18"/>
-              </w:rPr>
-              <w:t>SYSTEM exibe tela inicial do sistema</w:t>
+              <w:t>Administrador: preenche os dados de cadastro do Operador e clica em 'Adicionar Operador'</w:t>
+            </w:r>
+          </w:p>
+        </w:tc>
+        <w:tc>
+          <w:p>
+            <w:r>
+              <w:rPr>
+                <w:sz w:val="18"/>
+              </w:rPr>
+              <w:t>SYSTEM exibe tela de cadastro de E-commerce</w:t>
             </w:r>
           </w:p>
         </w:tc>
@@ -538,70 +506,6 @@
                 <w:sz w:val="18"/>
               </w:rPr>
               <w:t>4</w:t>
-            </w:r>
-          </w:p>
-        </w:tc>
-        <w:tc>
-          <w:p>
-            <w:r>
-              <w:rPr>
-                <w:sz w:val="18"/>
-              </w:rPr>
-              <w:t>Administrador: clica no opcao 'E-commerces' no menu principal</w:t>
-            </w:r>
-          </w:p>
-        </w:tc>
-        <w:tc>
-          <w:p>
-            <w:r>
-              <w:rPr>
-                <w:sz w:val="18"/>
-              </w:rPr>
-              <w:t>SYSTEM exibe a tela com a lista de E-commerces cadastrados no sistema</w:t>
-            </w:r>
-          </w:p>
-        </w:tc>
-      </w:tr>
-      <w:tr>
-        <w:tc>
-          <w:p>
-            <w:r>
-              <w:rPr>
-                <w:sz w:val="18"/>
-              </w:rPr>
-              <w:t>5</w:t>
-            </w:r>
-          </w:p>
-        </w:tc>
-        <w:tc>
-          <w:p>
-            <w:r>
-              <w:rPr>
-                <w:sz w:val="18"/>
-              </w:rPr>
-              <w:t>Administrador: clica no botao 'Adicionar E-commerce'</w:t>
-            </w:r>
-          </w:p>
-        </w:tc>
-        <w:tc>
-          <w:p>
-            <w:r>
-              <w:rPr>
-                <w:sz w:val="18"/>
-              </w:rPr>
-              <w:t>SYSTEM exibe tela de cadastro de E-commerce</w:t>
-            </w:r>
-          </w:p>
-        </w:tc>
-      </w:tr>
-      <w:tr>
-        <w:tc>
-          <w:p>
-            <w:r>
-              <w:rPr>
-                <w:sz w:val="18"/>
-              </w:rPr>
-              <w:t>6</w:t>
             </w:r>
           </w:p>
         </w:tc>
@@ -642,7 +546,7 @@
           <w:sz w:val="24"/>
           <w:color w:val="2B6CB0"/>
         </w:rPr>
-        <w:t>[TC3] Alternative Flow 2: Cancela registro de Ecommerce</w:t>
+        <w:t>[TC3] Exception Flow 1: Nao preencher campos obrigatorios</w:t>
       </w:r>
     </w:p>
     <w:p>
@@ -678,7 +582,7 @@
         <w:rPr>
           <w:sz w:val="20"/>
         </w:rPr>
-        <w:t>O novo E-commerce salvo no sistema.</w:t>
+        <w:t>Flow interrupted due to exception / error</w:t>
       </w:r>
     </w:p>
     <w:tbl>
@@ -769,17 +673,17 @@
               <w:rPr>
                 <w:sz w:val="18"/>
               </w:rPr>
-              <w:t>Administrador: abre tela inicial do sistema</w:t>
-            </w:r>
-          </w:p>
-        </w:tc>
-        <w:tc>
-          <w:p>
-            <w:r>
-              <w:rPr>
-                <w:sz w:val="18"/>
-              </w:rPr>
-              <w:t>SYSTEM exibe tela inicial do sistema</w:t>
+              <w:t>Administrador: clica no opcao 'E-commerces' no menu principal</w:t>
+            </w:r>
+          </w:p>
+        </w:tc>
+        <w:tc>
+          <w:p>
+            <w:r>
+              <w:rPr>
+                <w:sz w:val="18"/>
+              </w:rPr>
+              <w:t>SYSTEM exibe a tela com a lista de E-commerces cadastrados no sistema</w:t>
             </w:r>
           </w:p>
         </w:tc>
@@ -801,17 +705,17 @@
               <w:rPr>
                 <w:sz w:val="18"/>
               </w:rPr>
-              <w:t>Administrador: clica no opcao 'E-commerces' no menu principal</w:t>
-            </w:r>
-          </w:p>
-        </w:tc>
-        <w:tc>
-          <w:p>
-            <w:r>
-              <w:rPr>
-                <w:sz w:val="18"/>
-              </w:rPr>
-              <w:t>SYSTEM exibe a tela com a lista de E-commerces cadastrados no sistema</w:t>
+              <w:t>Administrador: clica no botao 'Adicionar E-commerce'</w:t>
+            </w:r>
+          </w:p>
+        </w:tc>
+        <w:tc>
+          <w:p>
+            <w:r>
+              <w:rPr>
+                <w:sz w:val="18"/>
+              </w:rPr>
+              <w:t>SYSTEM exibe tela de cadastro de E-commerce</w:t>
             </w:r>
           </w:p>
         </w:tc>
@@ -833,17 +737,17 @@
               <w:rPr>
                 <w:sz w:val="18"/>
               </w:rPr>
-              <w:t>Administrador: clica no botao 'Adicionar E-commerce'</w:t>
-            </w:r>
-          </w:p>
-        </w:tc>
-        <w:tc>
-          <w:p>
-            <w:r>
-              <w:rPr>
-                <w:sz w:val="18"/>
-              </w:rPr>
-              <w:t>SYSTEM exibe tela de cadastro de E-commerce</w:t>
+              <w:t>Administrador: insere os dados de cadastro do E-commerce e clica no botao 'Cadastrar'</w:t>
+            </w:r>
+          </w:p>
+        </w:tc>
+        <w:tc>
+          <w:p>
+            <w:r>
+              <w:rPr>
+                <w:sz w:val="18"/>
+              </w:rPr>
+              <w:t>SYSTEM alerta ao usuario que os campos obrigatorios devem ser preenchidos</w:t>
             </w:r>
           </w:p>
         </w:tc>
@@ -865,81 +769,17 @@
               <w:rPr>
                 <w:sz w:val="18"/>
               </w:rPr>
-              <w:t>Administrador: clica no botao Cancelar</w:t>
-            </w:r>
-          </w:p>
-        </w:tc>
-        <w:tc>
-          <w:p>
-            <w:r>
-              <w:rPr>
-                <w:sz w:val="18"/>
-              </w:rPr>
-              <w:t>SYSTEM exibe a tela com a lista de E-commerces cadastrados no sistema</w:t>
-            </w:r>
-          </w:p>
-        </w:tc>
-      </w:tr>
-      <w:tr>
-        <w:tc>
-          <w:p>
-            <w:r>
-              <w:rPr>
-                <w:sz w:val="18"/>
-              </w:rPr>
-              <w:t>5</w:t>
-            </w:r>
-          </w:p>
-        </w:tc>
-        <w:tc>
-          <w:p>
-            <w:r>
-              <w:rPr>
-                <w:sz w:val="18"/>
-              </w:rPr>
-              <w:t>Administrador: clica no botao 'Adicionar E-commerce'</w:t>
-            </w:r>
-          </w:p>
-        </w:tc>
-        <w:tc>
-          <w:p>
-            <w:r>
-              <w:rPr>
-                <w:sz w:val="18"/>
-              </w:rPr>
-              <w:t>SYSTEM exibe tela de cadastro de E-commerce</w:t>
-            </w:r>
-          </w:p>
-        </w:tc>
-      </w:tr>
-      <w:tr>
-        <w:tc>
-          <w:p>
-            <w:r>
-              <w:rPr>
-                <w:sz w:val="18"/>
-              </w:rPr>
-              <w:t>6</w:t>
-            </w:r>
-          </w:p>
-        </w:tc>
-        <w:tc>
-          <w:p>
-            <w:r>
-              <w:rPr>
-                <w:sz w:val="18"/>
-              </w:rPr>
-              <w:t>Administrador: insere os dados de cadastro do E-commerce e clica no botao 'Cadastrar'</w:t>
-            </w:r>
-          </w:p>
-        </w:tc>
-        <w:tc>
-          <w:p>
-            <w:r>
-              <w:rPr>
-                <w:sz w:val="18"/>
-              </w:rPr>
-              <w:t>SYSTEM mostra uma mensagem de cadastro de E-commerce com sucesso</w:t>
+              <w:t>Administrador: informa os campos obrigatorios e clica no botao de 'Cadastrar'</w:t>
+            </w:r>
+          </w:p>
+        </w:tc>
+        <w:tc>
+          <w:p>
+            <w:r>
+              <w:rPr>
+                <w:sz w:val="18"/>
+              </w:rPr>
+              <w:t>SYSTEM processes action successfully</w:t>
             </w:r>
           </w:p>
         </w:tc>
@@ -960,7 +800,7 @@
           <w:sz w:val="24"/>
           <w:color w:val="2B6CB0"/>
         </w:rPr>
-        <w:t>[TC4] Alternative Flow 3: Navega pela lista de Ecommerce</w:t>
+        <w:t>[TC4] Exception Flow 2: Conflito de CNPJ</w:t>
       </w:r>
     </w:p>
     <w:p>
@@ -996,7 +836,7 @@
         <w:rPr>
           <w:sz w:val="20"/>
         </w:rPr>
-        <w:t>O novo E-commerce salvo no sistema.</w:t>
+        <w:t>Flow interrupted due to exception / error</w:t>
       </w:r>
     </w:p>
     <w:tbl>
@@ -1087,7 +927,7 @@
               <w:rPr>
                 <w:sz w:val="18"/>
               </w:rPr>
-              <w:t>Administrador: clica no botao de paginacao</w:t>
+              <w:t>Administrador: clica no opcao 'E-commerces' no menu principal</w:t>
             </w:r>
           </w:p>
         </w:tc>
@@ -1161,229 +1001,7 @@
               <w:rPr>
                 <w:sz w:val="18"/>
               </w:rPr>
-              <w:t>SYSTEM mostra uma mensagem de cadastro de E-commerce com sucesso</w:t>
-            </w:r>
-          </w:p>
-        </w:tc>
-      </w:tr>
-    </w:tbl>
-    <w:p>
-      <w:r>
-        <w:br/>
-      </w:r>
-    </w:p>
-    <w:p>
-      <w:pPr>
-        <w:spacing w:before="180" w:after="60"/>
-      </w:pPr>
-      <w:r>
-        <w:rPr>
-          <w:b w:val="on"/>
-          <w:sz w:val="24"/>
-          <w:color w:val="2B6CB0"/>
-        </w:rPr>
-        <w:t>[TC5] Exception Flow 1: Nao preencher campos obrigatorios</w:t>
-      </w:r>
-    </w:p>
-    <w:p>
-      <w:pPr>
-        <w:spacing w:after="40"/>
-      </w:pPr>
-      <w:r>
-        <w:rPr>
-          <w:b w:val="on"/>
-          <w:sz w:val="20"/>
-        </w:rPr>
-        <w:t xml:space="preserve">Preconditions: </w:t>
-      </w:r>
-      <w:r>
-        <w:rPr>
-          <w:sz w:val="20"/>
-        </w:rPr>
-        <w:t>Usuario Administrador esta logado no sistema.</w:t>
-      </w:r>
-    </w:p>
-    <w:p>
-      <w:pPr>
-        <w:spacing w:after="40"/>
-      </w:pPr>
-      <w:r>
-        <w:rPr>
-          <w:b w:val="on"/>
-          <w:sz w:val="20"/>
-        </w:rPr>
-        <w:t xml:space="preserve">Postconditions: </w:t>
-      </w:r>
-      <w:r>
-        <w:rPr>
-          <w:sz w:val="20"/>
-        </w:rPr>
-        <w:t>Flow interrupted due to exception / error</w:t>
-      </w:r>
-    </w:p>
-    <w:tbl>
-      <w:tblPr>
-        <w:tblW w:w="5000" w:type="pct"/>
-        <w:tblBorders>
-          <w:top w:val="single"/>
-          <w:left w:val="single"/>
-          <w:bottom w:val="single"/>
-          <w:right w:val="single"/>
-          <w:insideH w:val="single"/>
-          <w:insideV w:val="single"/>
-        </w:tblBorders>
-      </w:tblPr>
-      <w:tr>
-        <w:tc>
-          <w:tcPr>
-            <w:tcW w:w="1200" w:type="dxa"/>
-            <w:shd w:color="auto" w:val="clear" w:fill="2B6CB0"/>
-          </w:tcPr>
-          <w:p>
-            <w:pPr>
-              <w:jc w:val="left"/>
-            </w:pPr>
-            <w:r>
-              <w:rPr>
-                <w:b w:val="on"/>
-                <w:sz w:val="20"/>
-                <w:color w:val="FFFFFF"/>
-              </w:rPr>
-              <w:t>Step #</w:t>
-            </w:r>
-          </w:p>
-        </w:tc>
-        <w:tc>
-          <w:tcPr>
-            <w:tcW w:w="4500" w:type="dxa"/>
-            <w:shd w:color="auto" w:val="clear" w:fill="2B6CB0"/>
-          </w:tcPr>
-          <w:p>
-            <w:pPr>
-              <w:jc w:val="left"/>
-            </w:pPr>
-            <w:r>
-              <w:rPr>
-                <w:b w:val="on"/>
-                <w:sz w:val="20"/>
-                <w:color w:val="FFFFFF"/>
-              </w:rPr>
-              <w:t>Actor Action</w:t>
-            </w:r>
-          </w:p>
-        </w:tc>
-        <w:tc>
-          <w:tcPr>
-            <w:tcW w:w="4500" w:type="dxa"/>
-            <w:shd w:color="auto" w:val="clear" w:fill="2B6CB0"/>
-          </w:tcPr>
-          <w:p>
-            <w:pPr>
-              <w:jc w:val="left"/>
-            </w:pPr>
-            <w:r>
-              <w:rPr>
-                <w:b w:val="on"/>
-                <w:sz w:val="20"/>
-                <w:color w:val="FFFFFF"/>
-              </w:rPr>
-              <w:t>Expected Result (System)</w:t>
-            </w:r>
-          </w:p>
-        </w:tc>
-      </w:tr>
-      <w:tr>
-        <w:tc>
-          <w:p>
-            <w:r>
-              <w:rPr>
-                <w:sz w:val="18"/>
-              </w:rPr>
-              <w:t>1</w:t>
-            </w:r>
-          </w:p>
-        </w:tc>
-        <w:tc>
-          <w:p>
-            <w:r>
-              <w:rPr>
-                <w:sz w:val="18"/>
-              </w:rPr>
-              <w:t>Administrador: abre tela inicial do sistema</w:t>
-            </w:r>
-          </w:p>
-        </w:tc>
-        <w:tc>
-          <w:p>
-            <w:r>
-              <w:rPr>
-                <w:sz w:val="18"/>
-              </w:rPr>
-              <w:t>SYSTEM exibe tela inicial do sistema</w:t>
-            </w:r>
-          </w:p>
-        </w:tc>
-      </w:tr>
-      <w:tr>
-        <w:tc>
-          <w:p>
-            <w:r>
-              <w:rPr>
-                <w:sz w:val="18"/>
-              </w:rPr>
-              <w:t>2</w:t>
-            </w:r>
-          </w:p>
-        </w:tc>
-        <w:tc>
-          <w:p>
-            <w:r>
-              <w:rPr>
-                <w:sz w:val="18"/>
-              </w:rPr>
-              <w:t>Administrador: clica no opcao 'E-commerces' no menu principal</w:t>
-            </w:r>
-          </w:p>
-        </w:tc>
-        <w:tc>
-          <w:p>
-            <w:r>
-              <w:rPr>
-                <w:sz w:val="18"/>
-              </w:rPr>
-              <w:t>SYSTEM exibe a tela com a lista de E-commerces cadastrados no sistema</w:t>
-            </w:r>
-          </w:p>
-        </w:tc>
-      </w:tr>
-      <w:tr>
-        <w:tc>
-          <w:p>
-            <w:r>
-              <w:rPr>
-                <w:sz w:val="18"/>
-              </w:rPr>
-              <w:t>3</w:t>
-            </w:r>
-          </w:p>
-        </w:tc>
-        <w:tc>
-          <w:p>
-            <w:r>
-              <w:rPr>
-                <w:sz w:val="18"/>
-              </w:rPr>
-              <w:t>Administrador: clica no botao 'Adicionar E-commerce'</w:t>
-            </w:r>
-          </w:p>
-        </w:tc>
-        <w:tc>
-          <w:p>
-            <w:r>
-              <w:rPr>
-                <w:sz w:val="18"/>
-              </w:rPr>
-              <w:t>SYSTEM exibe tela de cadastro de E-commerce</w:t>
+              <w:t>SYSTEM alerta que ja existe um E-commerce cadastrado com o CNPJ</w:t>
             </w:r>
           </w:p>
         </w:tc>
@@ -1396,324 +1014,6 @@
                 <w:sz w:val="18"/>
               </w:rPr>
               <w:t>4</w:t>
-            </w:r>
-          </w:p>
-        </w:tc>
-        <w:tc>
-          <w:p>
-            <w:r>
-              <w:rPr>
-                <w:sz w:val="18"/>
-              </w:rPr>
-              <w:t>Administrador: insere os dados de cadastro do E-commerce e clica no botao 'Cadastrar'</w:t>
-            </w:r>
-          </w:p>
-        </w:tc>
-        <w:tc>
-          <w:p>
-            <w:r>
-              <w:rPr>
-                <w:sz w:val="18"/>
-              </w:rPr>
-              <w:t>SYSTEM alerta ao usuario que os campos obrigatorios devem ser preenchidos</w:t>
-            </w:r>
-          </w:p>
-        </w:tc>
-      </w:tr>
-      <w:tr>
-        <w:tc>
-          <w:p>
-            <w:r>
-              <w:rPr>
-                <w:sz w:val="18"/>
-              </w:rPr>
-              <w:t>5</w:t>
-            </w:r>
-          </w:p>
-        </w:tc>
-        <w:tc>
-          <w:p>
-            <w:r>
-              <w:rPr>
-                <w:sz w:val="18"/>
-              </w:rPr>
-              <w:t>Administrador: informa os campos obrigatorios e clica no botao de 'Cadastrar'</w:t>
-            </w:r>
-          </w:p>
-        </w:tc>
-        <w:tc>
-          <w:p>
-            <w:r>
-              <w:rPr>
-                <w:sz w:val="18"/>
-              </w:rPr>
-              <w:t>SYSTEM processes action successfully</w:t>
-            </w:r>
-          </w:p>
-        </w:tc>
-      </w:tr>
-    </w:tbl>
-    <w:p>
-      <w:r>
-        <w:br/>
-      </w:r>
-    </w:p>
-    <w:p>
-      <w:pPr>
-        <w:spacing w:before="180" w:after="60"/>
-      </w:pPr>
-      <w:r>
-        <w:rPr>
-          <w:b w:val="on"/>
-          <w:sz w:val="24"/>
-          <w:color w:val="2B6CB0"/>
-        </w:rPr>
-        <w:t>[TC6] Exception Flow 2: Conflito de CNPJ</w:t>
-      </w:r>
-    </w:p>
-    <w:p>
-      <w:pPr>
-        <w:spacing w:after="40"/>
-      </w:pPr>
-      <w:r>
-        <w:rPr>
-          <w:b w:val="on"/>
-          <w:sz w:val="20"/>
-        </w:rPr>
-        <w:t xml:space="preserve">Preconditions: </w:t>
-      </w:r>
-      <w:r>
-        <w:rPr>
-          <w:sz w:val="20"/>
-        </w:rPr>
-        <w:t>Usuario Administrador esta logado no sistema.</w:t>
-      </w:r>
-    </w:p>
-    <w:p>
-      <w:pPr>
-        <w:spacing w:after="40"/>
-      </w:pPr>
-      <w:r>
-        <w:rPr>
-          <w:b w:val="on"/>
-          <w:sz w:val="20"/>
-        </w:rPr>
-        <w:t xml:space="preserve">Postconditions: </w:t>
-      </w:r>
-      <w:r>
-        <w:rPr>
-          <w:sz w:val="20"/>
-        </w:rPr>
-        <w:t>Flow interrupted due to exception / error</w:t>
-      </w:r>
-    </w:p>
-    <w:tbl>
-      <w:tblPr>
-        <w:tblW w:w="5000" w:type="pct"/>
-        <w:tblBorders>
-          <w:top w:val="single"/>
-          <w:left w:val="single"/>
-          <w:bottom w:val="single"/>
-          <w:right w:val="single"/>
-          <w:insideH w:val="single"/>
-          <w:insideV w:val="single"/>
-        </w:tblBorders>
-      </w:tblPr>
-      <w:tr>
-        <w:tc>
-          <w:tcPr>
-            <w:tcW w:w="1200" w:type="dxa"/>
-            <w:shd w:color="auto" w:val="clear" w:fill="2B6CB0"/>
-          </w:tcPr>
-          <w:p>
-            <w:pPr>
-              <w:jc w:val="left"/>
-            </w:pPr>
-            <w:r>
-              <w:rPr>
-                <w:b w:val="on"/>
-                <w:sz w:val="20"/>
-                <w:color w:val="FFFFFF"/>
-              </w:rPr>
-              <w:t>Step #</w:t>
-            </w:r>
-          </w:p>
-        </w:tc>
-        <w:tc>
-          <w:tcPr>
-            <w:tcW w:w="4500" w:type="dxa"/>
-            <w:shd w:color="auto" w:val="clear" w:fill="2B6CB0"/>
-          </w:tcPr>
-          <w:p>
-            <w:pPr>
-              <w:jc w:val="left"/>
-            </w:pPr>
-            <w:r>
-              <w:rPr>
-                <w:b w:val="on"/>
-                <w:sz w:val="20"/>
-                <w:color w:val="FFFFFF"/>
-              </w:rPr>
-              <w:t>Actor Action</w:t>
-            </w:r>
-          </w:p>
-        </w:tc>
-        <w:tc>
-          <w:tcPr>
-            <w:tcW w:w="4500" w:type="dxa"/>
-            <w:shd w:color="auto" w:val="clear" w:fill="2B6CB0"/>
-          </w:tcPr>
-          <w:p>
-            <w:pPr>
-              <w:jc w:val="left"/>
-            </w:pPr>
-            <w:r>
-              <w:rPr>
-                <w:b w:val="on"/>
-                <w:sz w:val="20"/>
-                <w:color w:val="FFFFFF"/>
-              </w:rPr>
-              <w:t>Expected Result (System)</w:t>
-            </w:r>
-          </w:p>
-        </w:tc>
-      </w:tr>
-      <w:tr>
-        <w:tc>
-          <w:p>
-            <w:r>
-              <w:rPr>
-                <w:sz w:val="18"/>
-              </w:rPr>
-              <w:t>1</w:t>
-            </w:r>
-          </w:p>
-        </w:tc>
-        <w:tc>
-          <w:p>
-            <w:r>
-              <w:rPr>
-                <w:sz w:val="18"/>
-              </w:rPr>
-              <w:t>Administrador: abre tela inicial do sistema</w:t>
-            </w:r>
-          </w:p>
-        </w:tc>
-        <w:tc>
-          <w:p>
-            <w:r>
-              <w:rPr>
-                <w:sz w:val="18"/>
-              </w:rPr>
-              <w:t>SYSTEM exibe tela inicial do sistema</w:t>
-            </w:r>
-          </w:p>
-        </w:tc>
-      </w:tr>
-      <w:tr>
-        <w:tc>
-          <w:p>
-            <w:r>
-              <w:rPr>
-                <w:sz w:val="18"/>
-              </w:rPr>
-              <w:t>2</w:t>
-            </w:r>
-          </w:p>
-        </w:tc>
-        <w:tc>
-          <w:p>
-            <w:r>
-              <w:rPr>
-                <w:sz w:val="18"/>
-              </w:rPr>
-              <w:t>Administrador: clica no opcao 'E-commerces' no menu principal</w:t>
-            </w:r>
-          </w:p>
-        </w:tc>
-        <w:tc>
-          <w:p>
-            <w:r>
-              <w:rPr>
-                <w:sz w:val="18"/>
-              </w:rPr>
-              <w:t>SYSTEM exibe a tela com a lista de E-commerces cadastrados no sistema</w:t>
-            </w:r>
-          </w:p>
-        </w:tc>
-      </w:tr>
-      <w:tr>
-        <w:tc>
-          <w:p>
-            <w:r>
-              <w:rPr>
-                <w:sz w:val="18"/>
-              </w:rPr>
-              <w:t>3</w:t>
-            </w:r>
-          </w:p>
-        </w:tc>
-        <w:tc>
-          <w:p>
-            <w:r>
-              <w:rPr>
-                <w:sz w:val="18"/>
-              </w:rPr>
-              <w:t>Administrador: clica no botao 'Adicionar E-commerce'</w:t>
-            </w:r>
-          </w:p>
-        </w:tc>
-        <w:tc>
-          <w:p>
-            <w:r>
-              <w:rPr>
-                <w:sz w:val="18"/>
-              </w:rPr>
-              <w:t>SYSTEM exibe tela de cadastro de E-commerce</w:t>
-            </w:r>
-          </w:p>
-        </w:tc>
-      </w:tr>
-      <w:tr>
-        <w:tc>
-          <w:p>
-            <w:r>
-              <w:rPr>
-                <w:sz w:val="18"/>
-              </w:rPr>
-              <w:t>4</w:t>
-            </w:r>
-          </w:p>
-        </w:tc>
-        <w:tc>
-          <w:p>
-            <w:r>
-              <w:rPr>
-                <w:sz w:val="18"/>
-              </w:rPr>
-              <w:t>Administrador: insere os dados de cadastro do E-commerce e clica no botao 'Cadastrar'</w:t>
-            </w:r>
-          </w:p>
-        </w:tc>
-        <w:tc>
-          <w:p>
-            <w:r>
-              <w:rPr>
-                <w:sz w:val="18"/>
-              </w:rPr>
-              <w:t>SYSTEM alerta que ja existe um E-commerce cadastrado com o CNPJ</w:t>
-            </w:r>
-          </w:p>
-        </w:tc>
-      </w:tr>
-      <w:tr>
-        <w:tc>
-          <w:p>
-            <w:r>
-              <w:rPr>
-                <w:sz w:val="18"/>
-              </w:rPr>
-              <w:t>5</w:t>
             </w:r>
           </w:p>
         </w:tc>
